--- a/docs/ЛР2.docx
+++ b/docs/ЛР2.docx
@@ -1,13 +1,10 @@
 
 <file path=word/document.xml><?xml version="1.0" encoding="utf-8"?>
-<w:document xmlns:wpc="http://schemas.microsoft.com/office/word/2010/wordprocessingCanvas" xmlns:cx="http://schemas.microsoft.com/office/drawing/2014/chartex" xmlns:cx1="http://schemas.microsoft.com/office/drawing/2015/9/8/chartex" xmlns:cx2="http://schemas.microsoft.com/office/drawing/2015/10/21/chartex" xmlns:cx3="http://schemas.microsoft.com/office/drawing/2016/5/9/chartex" xmlns:cx4="http://schemas.microsoft.com/office/drawing/2016/5/10/chartex" xmlns:cx5="http://schemas.microsoft.com/office/drawing/2016/5/11/chartex" xmlns:cx6="http://schemas.microsoft.com/office/drawing/2016/5/12/chartex" xmlns:cx7="http://schemas.microsoft.com/office/drawing/2016/5/13/chartex" xmlns:cx8="http://schemas.microsoft.com/office/drawing/2016/5/14/chartex" xmlns:mc="http://schemas.openxmlformats.org/markup-compatibility/2006" xmlns:aink="http://schemas.microsoft.com/office/drawing/2016/ink" xmlns:am3d="http://schemas.microsoft.com/office/drawing/2017/model3d" xmlns:o="urn:schemas-microsoft-com:office:office" xmlns:oel="http://schemas.microsoft.com/office/2019/extlst" xmlns:r="http://schemas.openxmlformats.org/officeDocument/2006/relationships" xmlns:m="http://schemas.openxmlformats.org/officeDocument/2006/math" xmlns:v="urn:schemas-microsoft-com:vml" xmlns:wp14="http://schemas.microsoft.com/office/word/2010/wordprocessingDrawing" xmlns:wp="http://schemas.openxmlformats.org/drawingml/2006/wordprocessingDrawing" xmlns:w10="urn:schemas-microsoft-com:office:word" xmlns:w="http://schemas.openxmlformats.org/wordprocessingml/2006/main" xmlns:w14="http://schemas.microsoft.com/office/word/2010/wordml" xmlns:w15="http://schemas.microsoft.com/office/word/2012/wordml" xmlns:w16cex="http://schemas.microsoft.com/office/word/2018/wordml/cex" xmlns:w16cid="http://schemas.microsoft.com/office/word/2016/wordml/cid" xmlns:w16="http://schemas.microsoft.com/office/word/2018/wordml" xmlns:w16du="http://schemas.microsoft.com/office/word/2023/wordml/word16du" xmlns:w16sdtdh="http://schemas.microsoft.com/office/word/2020/wordml/sdtdatahash" xmlns:w16se="http://schemas.microsoft.com/office/word/2015/wordml/symex" xmlns:wpg="http://schemas.microsoft.com/office/word/2010/wordprocessingGroup" xmlns:wpi="http://schemas.microsoft.com/office/word/2010/wordprocessingInk" xmlns:wne="http://schemas.microsoft.com/office/word/2006/wordml" xmlns:wps="http://schemas.microsoft.com/office/word/2010/wordprocessingShape" mc:Ignorable="w14 w15 w16se w16cid w16 w16cex w16sdtdh w16du wp14">
+<w:document xmlns:wpc="http://schemas.microsoft.com/office/word/2010/wordprocessingCanvas" xmlns:cx="http://schemas.microsoft.com/office/drawing/2014/chartex" xmlns:cx1="http://schemas.microsoft.com/office/drawing/2015/9/8/chartex" xmlns:cx2="http://schemas.microsoft.com/office/drawing/2015/10/21/chartex" xmlns:cx3="http://schemas.microsoft.com/office/drawing/2016/5/9/chartex" xmlns:cx4="http://schemas.microsoft.com/office/drawing/2016/5/10/chartex" xmlns:cx5="http://schemas.microsoft.com/office/drawing/2016/5/11/chartex" xmlns:cx6="http://schemas.microsoft.com/office/drawing/2016/5/12/chartex" xmlns:cx7="http://schemas.microsoft.com/office/drawing/2016/5/13/chartex" xmlns:cx8="http://schemas.microsoft.com/office/drawing/2016/5/14/chartex" xmlns:mc="http://schemas.openxmlformats.org/markup-compatibility/2006" xmlns:aink="http://schemas.microsoft.com/office/drawing/2016/ink" xmlns:am3d="http://schemas.microsoft.com/office/drawing/2017/model3d" xmlns:o="urn:schemas-microsoft-com:office:office" xmlns:oel="http://schemas.microsoft.com/office/2019/extlst" xmlns:r="http://schemas.openxmlformats.org/officeDocument/2006/relationships" xmlns:m="http://schemas.openxmlformats.org/officeDocument/2006/math" xmlns:v="urn:schemas-microsoft-com:vml" xmlns:wp14="http://schemas.microsoft.com/office/word/2010/wordprocessingDrawing" xmlns:wp="http://schemas.openxmlformats.org/drawingml/2006/wordprocessingDrawing" xmlns:w10="urn:schemas-microsoft-com:office:word" xmlns:w="http://schemas.openxmlformats.org/wordprocessingml/2006/main" xmlns:w14="http://schemas.microsoft.com/office/word/2010/wordml" xmlns:w15="http://schemas.microsoft.com/office/word/2012/wordml" xmlns:w16cex="http://schemas.microsoft.com/office/word/2018/wordml/cex" xmlns:w16cid="http://schemas.microsoft.com/office/word/2016/wordml/cid" xmlns:w16="http://schemas.microsoft.com/office/word/2018/wordml" xmlns:w16du="http://schemas.microsoft.com/office/word/2023/wordml/word16du" xmlns:w16sdtdh="http://schemas.microsoft.com/office/word/2020/wordml/sdtdatahash" xmlns:w16sdtfl="http://schemas.microsoft.com/office/word/2024/wordml/sdtformatlock" xmlns:w16se="http://schemas.microsoft.com/office/word/2015/wordml/symex" xmlns:wpg="http://schemas.microsoft.com/office/word/2010/wordprocessingGroup" xmlns:wpi="http://schemas.microsoft.com/office/word/2010/wordprocessingInk" xmlns:wne="http://schemas.microsoft.com/office/word/2006/wordml" xmlns:wps="http://schemas.microsoft.com/office/word/2010/wordprocessingShape" mc:Ignorable="w14 w15 w16se w16cid w16 w16cex w16sdtdh w16sdtfl w16du wp14">
   <w:body>
     <w:p>
       <w:pPr>
         <w:pStyle w:val="1"/>
-        <w:rPr>
-          <w:lang w:val="en-US"/>
-        </w:rPr>
       </w:pPr>
       <w:r>
         <w:t>ЛР</w:t>
@@ -170,13 +167,8 @@
       <w:r>
         <w:t xml:space="preserve"> (</w:t>
       </w:r>
-      <w:proofErr w:type="spellStart"/>
-      <w:r>
-        <w:t>синглтоны</w:t>
-      </w:r>
-      <w:proofErr w:type="spellEnd"/>
-      <w:r>
-        <w:t xml:space="preserve"> и прототипы</w:t>
+      <w:r>
+        <w:t>синглтоны и прототипы</w:t>
       </w:r>
       <w:r>
         <w:t>)</w:t>
@@ -232,11 +224,6 @@
       </w:r>
     </w:p>
     <w:p>
-      <w:pPr>
-        <w:rPr>
-          <w:lang w:val="en-US"/>
-        </w:rPr>
-      </w:pPr>
       <w:r>
         <w:t xml:space="preserve">При помощи </w:t>
       </w:r>
@@ -268,78 +255,61 @@
         <w:t>Bean</w:t>
       </w:r>
       <w:r>
-        <w:t>-</w:t>
-      </w:r>
-      <w:proofErr w:type="spellStart"/>
-      <w:r>
-        <w:t>ов</w:t>
-      </w:r>
-      <w:proofErr w:type="spellEnd"/>
+        <w:t>-ов.</w:t>
+      </w:r>
+    </w:p>
+    <w:p/>
+    <w:p>
+      <w:pPr>
+        <w:pStyle w:val="2"/>
+      </w:pPr>
+      <w:r>
+        <w:t>Замечание по работе с контекстом</w:t>
+      </w:r>
+      <w:r>
+        <w:t>:</w:t>
+      </w:r>
+    </w:p>
+    <w:p>
+      <w:r>
+        <w:t>При выполнении ЛР не важно какой именно метод работы с контекстом вы выберите.</w:t>
+      </w:r>
+    </w:p>
+    <w:p>
+      <w:r>
+        <w:t xml:space="preserve">Относитесь к контексту как к конфигу – не надо его таскать по всей программе. Он должен быть создан, вызван и закрыт в одном месте – например в </w:t>
+      </w:r>
+      <w:r>
+        <w:rPr>
+          <w:lang w:val="en-US"/>
+        </w:rPr>
+        <w:t>main</w:t>
+      </w:r>
+      <w:r>
+        <w:t xml:space="preserve">. </w:t>
+      </w:r>
+      <w:r>
+        <w:t xml:space="preserve">Все объекты необходимые получить из контекста получайте либо на </w:t>
+      </w:r>
+      <w:r>
+        <w:t>месте,</w:t>
+      </w:r>
+      <w:r>
+        <w:t xml:space="preserve"> либо при помощи </w:t>
+      </w:r>
+      <w:r>
+        <w:rPr>
+          <w:lang w:val="en-US"/>
+        </w:rPr>
+        <w:t>DI</w:t>
+      </w:r>
       <w:r>
         <w:t>.</w:t>
       </w:r>
     </w:p>
     <w:p>
       <w:pPr>
-        <w:rPr>
-          <w:lang w:val="en-US"/>
-        </w:rPr>
-      </w:pPr>
-    </w:p>
-    <w:p>
-      <w:pPr>
-        <w:pStyle w:val="2"/>
-      </w:pPr>
-      <w:r>
-        <w:t>Замечание по работе с контекстом</w:t>
-      </w:r>
-      <w:r>
-        <w:t>:</w:t>
-      </w:r>
-    </w:p>
-    <w:p>
-      <w:r>
-        <w:t>При выполнении ЛР не важно какой именно метод работы с контекстом вы выберите.</w:t>
-      </w:r>
-    </w:p>
-    <w:p>
-      <w:r>
-        <w:t xml:space="preserve">Относитесь к контексту как к конфигу – не надо его таскать по всей программе. Он должен быть создан, вызван и закрыт в одном месте – например в </w:t>
-      </w:r>
-      <w:r>
-        <w:rPr>
-          <w:lang w:val="en-US"/>
-        </w:rPr>
-        <w:t>main</w:t>
-      </w:r>
-      <w:r>
-        <w:t xml:space="preserve">. </w:t>
-      </w:r>
-      <w:r>
-        <w:t xml:space="preserve">Все объекты необходимые получить из контекста получайте либо на </w:t>
-      </w:r>
-      <w:r>
-        <w:t>месте,</w:t>
-      </w:r>
-      <w:r>
-        <w:t xml:space="preserve"> либо при помощи </w:t>
-      </w:r>
-      <w:r>
-        <w:rPr>
-          <w:lang w:val="en-US"/>
-        </w:rPr>
-        <w:t>DI</w:t>
-      </w:r>
-      <w:r>
-        <w:t>.</w:t>
-      </w:r>
-    </w:p>
-    <w:p>
-      <w:pPr>
         <w:ind w:firstLine="0"/>
-        <w:rPr>
-          <w:lang w:val="en-US"/>
-        </w:rPr>
       </w:pPr>
     </w:p>
     <w:p>
@@ -383,7 +353,19 @@
         </w:numPr>
       </w:pPr>
       <w:r>
-        <w:t>UML-диаграмму классов (можно использовать средства генерации UML по коду).</w:t>
+        <w:t xml:space="preserve">Описание использованных </w:t>
+      </w:r>
+      <w:r>
+        <w:rPr>
+          <w:lang w:val="en-US"/>
+        </w:rPr>
+        <w:t>Spring</w:t>
+      </w:r>
+      <w:r>
+        <w:t xml:space="preserve"> – </w:t>
+      </w:r>
+      <w:r>
+        <w:t>какие классы вы сделали бинами, почему.</w:t>
       </w:r>
     </w:p>
     <w:p>
@@ -395,27 +377,7 @@
         </w:numPr>
       </w:pPr>
       <w:r>
-        <w:t xml:space="preserve">Описание использованных </w:t>
-      </w:r>
-      <w:r>
-        <w:rPr>
-          <w:lang w:val="en-US"/>
-        </w:rPr>
-        <w:t>Spring</w:t>
-      </w:r>
-      <w:r>
-        <w:t xml:space="preserve"> – </w:t>
-      </w:r>
-      <w:r>
-        <w:t xml:space="preserve">какие классы вы сделали </w:t>
-      </w:r>
-      <w:proofErr w:type="spellStart"/>
-      <w:r>
-        <w:t>бинами</w:t>
-      </w:r>
-      <w:proofErr w:type="spellEnd"/>
-      <w:r>
-        <w:t>, почему.</w:t>
+        <w:t>Описание созданных Аспектов – как называются, над каким бином они работают.</w:t>
       </w:r>
     </w:p>
     <w:p>
@@ -427,7 +389,7 @@
         </w:numPr>
       </w:pPr>
       <w:r>
-        <w:t>Описание созданных Аспектов – как называются, над каким бином они работают.</w:t>
+        <w:t>Скриншот работающей программы (ввод-вывод в терминале)</w:t>
       </w:r>
     </w:p>
     <w:p>
@@ -439,18 +401,6 @@
         </w:numPr>
       </w:pPr>
       <w:r>
-        <w:t>Скриншот работающей программы (ввод-вывод в терминале)</w:t>
-      </w:r>
-    </w:p>
-    <w:p>
-      <w:pPr>
-        <w:pStyle w:val="a3"/>
-        <w:numPr>
-          <w:ilvl w:val="0"/>
-          <w:numId w:val="2"/>
-        </w:numPr>
-      </w:pPr>
-      <w:r>
         <w:t xml:space="preserve">Листинг разработанной программы. Для сокращения места можно удалить комментарии, </w:t>
       </w:r>
       <w:r>
@@ -459,23 +409,13 @@
       <w:r>
         <w:t xml:space="preserve">использовать </w:t>
       </w:r>
-      <w:proofErr w:type="spellStart"/>
       <w:r>
         <w:rPr>
           <w:rFonts w:ascii="Consolas" w:hAnsi="Consolas"/>
           <w:sz w:val="20"/>
           <w:szCs w:val="20"/>
         </w:rPr>
-        <w:t>Consolas</w:t>
-      </w:r>
-      <w:proofErr w:type="spellEnd"/>
-      <w:r>
-        <w:rPr>
-          <w:rFonts w:ascii="Consolas" w:hAnsi="Consolas"/>
-          <w:sz w:val="20"/>
-          <w:szCs w:val="20"/>
-        </w:rPr>
-        <w:t xml:space="preserve"> 10</w:t>
+        <w:t>Consolas 10</w:t>
       </w:r>
       <w:r>
         <w:rPr>
@@ -504,7 +444,7 @@
 </file>
 
 <file path=word/numbering.xml><?xml version="1.0" encoding="utf-8"?>
-<w:numbering xmlns:wpc="http://schemas.microsoft.com/office/word/2010/wordprocessingCanvas" xmlns:cx="http://schemas.microsoft.com/office/drawing/2014/chartex" xmlns:cx1="http://schemas.microsoft.com/office/drawing/2015/9/8/chartex" xmlns:cx2="http://schemas.microsoft.com/office/drawing/2015/10/21/chartex" xmlns:cx3="http://schemas.microsoft.com/office/drawing/2016/5/9/chartex" xmlns:cx4="http://schemas.microsoft.com/office/drawing/2016/5/10/chartex" xmlns:cx5="http://schemas.microsoft.com/office/drawing/2016/5/11/chartex" xmlns:cx6="http://schemas.microsoft.com/office/drawing/2016/5/12/chartex" xmlns:cx7="http://schemas.microsoft.com/office/drawing/2016/5/13/chartex" xmlns:cx8="http://schemas.microsoft.com/office/drawing/2016/5/14/chartex" xmlns:mc="http://schemas.openxmlformats.org/markup-compatibility/2006" xmlns:aink="http://schemas.microsoft.com/office/drawing/2016/ink" xmlns:am3d="http://schemas.microsoft.com/office/drawing/2017/model3d" xmlns:o="urn:schemas-microsoft-com:office:office" xmlns:oel="http://schemas.microsoft.com/office/2019/extlst" xmlns:r="http://schemas.openxmlformats.org/officeDocument/2006/relationships" xmlns:m="http://schemas.openxmlformats.org/officeDocument/2006/math" xmlns:v="urn:schemas-microsoft-com:vml" xmlns:wp14="http://schemas.microsoft.com/office/word/2010/wordprocessingDrawing" xmlns:wp="http://schemas.openxmlformats.org/drawingml/2006/wordprocessingDrawing" xmlns:w10="urn:schemas-microsoft-com:office:word" xmlns:w="http://schemas.openxmlformats.org/wordprocessingml/2006/main" xmlns:w14="http://schemas.microsoft.com/office/word/2010/wordml" xmlns:w15="http://schemas.microsoft.com/office/word/2012/wordml" xmlns:w16cex="http://schemas.microsoft.com/office/word/2018/wordml/cex" xmlns:w16cid="http://schemas.microsoft.com/office/word/2016/wordml/cid" xmlns:w16="http://schemas.microsoft.com/office/word/2018/wordml" xmlns:w16du="http://schemas.microsoft.com/office/word/2023/wordml/word16du" xmlns:w16sdtdh="http://schemas.microsoft.com/office/word/2020/wordml/sdtdatahash" xmlns:w16se="http://schemas.microsoft.com/office/word/2015/wordml/symex" xmlns:wpg="http://schemas.microsoft.com/office/word/2010/wordprocessingGroup" xmlns:wpi="http://schemas.microsoft.com/office/word/2010/wordprocessingInk" xmlns:wne="http://schemas.microsoft.com/office/word/2006/wordml" xmlns:wps="http://schemas.microsoft.com/office/word/2010/wordprocessingShape" mc:Ignorable="w14 w15 w16se w16cid w16 w16cex w16sdtdh w16du wp14">
+<w:numbering xmlns:wpc="http://schemas.microsoft.com/office/word/2010/wordprocessingCanvas" xmlns:cx="http://schemas.microsoft.com/office/drawing/2014/chartex" xmlns:cx1="http://schemas.microsoft.com/office/drawing/2015/9/8/chartex" xmlns:cx2="http://schemas.microsoft.com/office/drawing/2015/10/21/chartex" xmlns:cx3="http://schemas.microsoft.com/office/drawing/2016/5/9/chartex" xmlns:cx4="http://schemas.microsoft.com/office/drawing/2016/5/10/chartex" xmlns:cx5="http://schemas.microsoft.com/office/drawing/2016/5/11/chartex" xmlns:cx6="http://schemas.microsoft.com/office/drawing/2016/5/12/chartex" xmlns:cx7="http://schemas.microsoft.com/office/drawing/2016/5/13/chartex" xmlns:cx8="http://schemas.microsoft.com/office/drawing/2016/5/14/chartex" xmlns:mc="http://schemas.openxmlformats.org/markup-compatibility/2006" xmlns:aink="http://schemas.microsoft.com/office/drawing/2016/ink" xmlns:am3d="http://schemas.microsoft.com/office/drawing/2017/model3d" xmlns:o="urn:schemas-microsoft-com:office:office" xmlns:oel="http://schemas.microsoft.com/office/2019/extlst" xmlns:r="http://schemas.openxmlformats.org/officeDocument/2006/relationships" xmlns:m="http://schemas.openxmlformats.org/officeDocument/2006/math" xmlns:v="urn:schemas-microsoft-com:vml" xmlns:wp14="http://schemas.microsoft.com/office/word/2010/wordprocessingDrawing" xmlns:wp="http://schemas.openxmlformats.org/drawingml/2006/wordprocessingDrawing" xmlns:w10="urn:schemas-microsoft-com:office:word" xmlns:w="http://schemas.openxmlformats.org/wordprocessingml/2006/main" xmlns:w14="http://schemas.microsoft.com/office/word/2010/wordml" xmlns:w15="http://schemas.microsoft.com/office/word/2012/wordml" xmlns:w16cex="http://schemas.microsoft.com/office/word/2018/wordml/cex" xmlns:w16cid="http://schemas.microsoft.com/office/word/2016/wordml/cid" xmlns:w16="http://schemas.microsoft.com/office/word/2018/wordml" xmlns:w16du="http://schemas.microsoft.com/office/word/2023/wordml/word16du" xmlns:w16sdtdh="http://schemas.microsoft.com/office/word/2020/wordml/sdtdatahash" xmlns:w16sdtfl="http://schemas.microsoft.com/office/word/2024/wordml/sdtformatlock" xmlns:w16se="http://schemas.microsoft.com/office/word/2015/wordml/symex" xmlns:wpg="http://schemas.microsoft.com/office/word/2010/wordprocessingGroup" xmlns:wpi="http://schemas.microsoft.com/office/word/2010/wordprocessingInk" xmlns:wne="http://schemas.microsoft.com/office/word/2006/wordml" xmlns:wps="http://schemas.microsoft.com/office/word/2010/wordprocessingShape" mc:Ignorable="w14 w15 w16se w16cid w16 w16cex w16sdtdh w16sdtfl w16du wp14">
   <w:abstractNum w:abstractNumId="0" w15:restartNumberingAfterBreak="0">
     <w:nsid w:val="01BA687A"/>
     <w:multiLevelType w:val="hybridMultilevel"/>
@@ -741,7 +681,7 @@
 </file>
 
 <file path=word/styles.xml><?xml version="1.0" encoding="utf-8"?>
-<w:styles xmlns:mc="http://schemas.openxmlformats.org/markup-compatibility/2006" xmlns:r="http://schemas.openxmlformats.org/officeDocument/2006/relationships" xmlns:w="http://schemas.openxmlformats.org/wordprocessingml/2006/main" xmlns:w14="http://schemas.microsoft.com/office/word/2010/wordml" xmlns:w15="http://schemas.microsoft.com/office/word/2012/wordml" xmlns:w16cex="http://schemas.microsoft.com/office/word/2018/wordml/cex" xmlns:w16cid="http://schemas.microsoft.com/office/word/2016/wordml/cid" xmlns:w16="http://schemas.microsoft.com/office/word/2018/wordml" xmlns:w16du="http://schemas.microsoft.com/office/word/2023/wordml/word16du" xmlns:w16sdtdh="http://schemas.microsoft.com/office/word/2020/wordml/sdtdatahash" xmlns:w16se="http://schemas.microsoft.com/office/word/2015/wordml/symex" mc:Ignorable="w14 w15 w16se w16cid w16 w16cex w16sdtdh w16du">
+<w:styles xmlns:mc="http://schemas.openxmlformats.org/markup-compatibility/2006" xmlns:r="http://schemas.openxmlformats.org/officeDocument/2006/relationships" xmlns:w="http://schemas.openxmlformats.org/wordprocessingml/2006/main" xmlns:w14="http://schemas.microsoft.com/office/word/2010/wordml" xmlns:w15="http://schemas.microsoft.com/office/word/2012/wordml" xmlns:w16cex="http://schemas.microsoft.com/office/word/2018/wordml/cex" xmlns:w16cid="http://schemas.microsoft.com/office/word/2016/wordml/cid" xmlns:w16="http://schemas.microsoft.com/office/word/2018/wordml" xmlns:w16du="http://schemas.microsoft.com/office/word/2023/wordml/word16du" xmlns:w16sdtdh="http://schemas.microsoft.com/office/word/2020/wordml/sdtdatahash" xmlns:w16sdtfl="http://schemas.microsoft.com/office/word/2024/wordml/sdtformatlock" xmlns:w16se="http://schemas.microsoft.com/office/word/2015/wordml/symex" mc:Ignorable="w14 w15 w16se w16cid w16 w16cex w16sdtdh w16sdtfl w16du">
   <w:docDefaults>
     <w:rPrDefault>
       <w:rPr>
